--- a/policies/build/chapters_v2/MOM/Document/MOM_Package/MOM2/SOP_NonFormulary_Medication_Request.docx
+++ b/policies/build/chapters_v2/MOM/Document/MOM_Package/MOM2/SOP_NonFormulary_Medication_Request.docx
@@ -424,7 +424,7 @@
         <w:spacing w:after="80"/>
       </w:pPr>
       <w:r>
-        <w:t xml:space="preserve">HCO_MOM_2_v2_REWRITE_DRAFT — MOM.2 policy, Section 5.6 (non-formulary medication process)</w:t>
+        <w:t>Policy on Hospital Formulary (HCO/MOM/POL/02) — MOM.2 policy, Section 5.6 (non-formulary medication process)</w:t>
       </w:r>
     </w:p>
     <w:p>
